--- a/templates/CMIS/DS-ThaoCTo.docx
+++ b/templates/CMIS/DS-ThaoCTo.docx
@@ -408,6 +408,17 @@
           <w:szCs w:val="28"/>
           <w:lang w:val="pt-BR"/>
         </w:rPr>
+        <w:t xml:space="preserve">CÁC ĐIỂM ĐO </w:t>
+      </w:r>
+      <w:r>
+        <w:rPr>
+          <w:b/>
+          <w:bCs/>
+          <w:iCs/>
+          <w:sz w:val="28"/>
+          <w:szCs w:val="28"/>
+          <w:lang w:val="pt-BR"/>
+        </w:rPr>
         <w:t>ĐÃ</w:t>
       </w:r>
       <w:r>
@@ -1297,7 +1308,8 @@
                 <w:b/>
                 <w:bCs/>
                 <w:iCs/>
-                <w:szCs w:val="26"/>
+                <w:sz w:val="28"/>
+                <w:szCs w:val="28"/>
                 <w:lang w:val="pt-BR"/>
               </w:rPr>
             </w:pPr>
@@ -1312,6 +1324,100 @@
               </w:rPr>
               <w:t>{nick}</w:t>
             </w:r>
+          </w:p>
+          <w:p>
+            <w:pPr>
+              <w:tabs>
+                <w:tab w:val="left" w:pos="540"/>
+              </w:tabs>
+              <w:rPr>
+                <w:b/>
+                <w:bCs/>
+                <w:i/>
+                <w:szCs w:val="26"/>
+                <w:lang w:val="pt-BR"/>
+              </w:rPr>
+            </w:pPr>
+            <w:r>
+              <w:rPr>
+                <w:b/>
+                <w:bCs/>
+                <w:i/>
+                <w:szCs w:val="26"/>
+                <w:lang w:val="pt-BR"/>
+              </w:rPr>
+              <w:t>Nơi nhận:</w:t>
+            </w:r>
+          </w:p>
+          <w:p>
+            <w:pPr>
+              <w:tabs>
+                <w:tab w:val="left" w:pos="540"/>
+              </w:tabs>
+              <w:rPr>
+                <w:iCs/>
+                <w:sz w:val="22"/>
+                <w:szCs w:val="22"/>
+                <w:lang w:val="pt-BR"/>
+              </w:rPr>
+            </w:pPr>
+            <w:r>
+              <w:rPr>
+                <w:iCs/>
+                <w:sz w:val="22"/>
+                <w:szCs w:val="22"/>
+                <w:lang w:val="pt-BR"/>
+              </w:rPr>
+              <w:t>-</w:t>
+            </w:r>
+            <w:r>
+              <w:rPr>
+                <w:iCs/>
+                <w:sz w:val="22"/>
+                <w:szCs w:val="22"/>
+                <w:lang w:val="pt-BR"/>
+              </w:rPr>
+              <w:t xml:space="preserve"> Các bộ phận</w:t>
+            </w:r>
+            <w:r>
+              <w:rPr>
+                <w:iCs/>
+                <w:sz w:val="22"/>
+                <w:szCs w:val="22"/>
+                <w:lang w:val="pt-BR"/>
+              </w:rPr>
+              <w:t>;</w:t>
+            </w:r>
+          </w:p>
+          <w:p>
+            <w:pPr>
+              <w:rPr>
+                <w:lang w:val="pt-BR"/>
+              </w:rPr>
+            </w:pPr>
+            <w:r>
+              <w:rPr>
+                <w:iCs/>
+                <w:sz w:val="22"/>
+                <w:szCs w:val="22"/>
+                <w:lang w:val="pt-BR"/>
+              </w:rPr>
+              <w:t>- Lưu: VT, DVKH.</w:t>
+            </w:r>
+          </w:p>
+          <w:p>
+            <w:pPr>
+              <w:tabs>
+                <w:tab w:val="left" w:pos="540"/>
+              </w:tabs>
+              <w:rPr>
+                <w:b/>
+                <w:bCs/>
+                <w:iCs/>
+                <w:szCs w:val="26"/>
+                <w:lang w:val="pt-BR"/>
+              </w:rPr>
+            </w:pPr>
           </w:p>
         </w:tc>
         <w:tc>
@@ -1521,95 +1627,6 @@
           <w:lang w:val="pt-BR"/>
         </w:rPr>
       </w:pPr>
-    </w:p>
-    <w:p>
-      <w:pPr>
-        <w:tabs>
-          <w:tab w:val="left" w:pos="540"/>
-        </w:tabs>
-        <w:rPr>
-          <w:b/>
-          <w:bCs/>
-          <w:i/>
-          <w:szCs w:val="26"/>
-          <w:lang w:val="pt-BR"/>
-        </w:rPr>
-      </w:pPr>
-      <w:r>
-        <w:rPr>
-          <w:b/>
-          <w:bCs/>
-          <w:i/>
-          <w:szCs w:val="26"/>
-          <w:lang w:val="pt-BR"/>
-        </w:rPr>
-        <w:t>Nơi nhận:</w:t>
-      </w:r>
-    </w:p>
-    <w:p>
-      <w:pPr>
-        <w:tabs>
-          <w:tab w:val="left" w:pos="540"/>
-        </w:tabs>
-        <w:rPr>
-          <w:iCs/>
-          <w:sz w:val="22"/>
-          <w:szCs w:val="22"/>
-          <w:lang w:val="pt-BR"/>
-        </w:rPr>
-      </w:pPr>
-      <w:r>
-        <w:rPr>
-          <w:iCs/>
-          <w:sz w:val="22"/>
-          <w:szCs w:val="22"/>
-          <w:lang w:val="pt-BR"/>
-        </w:rPr>
-        <w:t>-</w:t>
-      </w:r>
-      <w:r>
-        <w:rPr>
-          <w:iCs/>
-          <w:sz w:val="22"/>
-          <w:szCs w:val="22"/>
-          <w:lang w:val="pt-BR"/>
-        </w:rPr>
-        <w:t xml:space="preserve"> </w:t>
-      </w:r>
-      <w:r>
-        <w:rPr>
-          <w:iCs/>
-          <w:sz w:val="22"/>
-          <w:szCs w:val="22"/>
-          <w:lang w:val="pt-BR"/>
-        </w:rPr>
-        <w:t>Các bộ phận</w:t>
-      </w:r>
-      <w:r>
-        <w:rPr>
-          <w:iCs/>
-          <w:sz w:val="22"/>
-          <w:szCs w:val="22"/>
-          <w:lang w:val="pt-BR"/>
-        </w:rPr>
-        <w:t>;</w:t>
-      </w:r>
-    </w:p>
-    <w:p>
-      <w:pPr>
-        <w:rPr>
-          <w:lang w:val="pt-BR"/>
-        </w:rPr>
-      </w:pPr>
-      <w:r>
-        <w:rPr>
-          <w:iCs/>
-          <w:sz w:val="22"/>
-          <w:szCs w:val="22"/>
-          <w:lang w:val="pt-BR"/>
-        </w:rPr>
-        <w:t>- Lưu: VT, DVKH.</w:t>
-      </w:r>
     </w:p>
     <w:sectPr>
       <w:pgSz w:w="15840" w:h="12240" w:orient="landscape"/>
